--- a/AB_Cloud_Quantum_Research/modules/core_spectrum/computations/V07_arithmetic_trace/monograph_ru.docx
+++ b/AB_Cloud_Quantum_Research/modules/core_spectrum/computations/V07_arithmetic_trace/monograph_ru.docx
@@ -329,7 +329,7 @@
         <w:jc w:val="both"/>
       </w:pPr>
       <w:r>
-        <w:t>PC0 — главный позитивный контроль арифметики: флуктуация развёрнутого теплового следа окна нулей D(u) = u·Σ e^{−u·N̄(γ)} − (1 − e^{−uX}) коррелирует с простой гребёнкой P(u) = Σ Λ(n)/√n·u/(u²+ln²n) с r = +0.9996 (эталон с 2 млн нулей: +0.9998). Для решёточных затворов та же метрика даёт r_EF = 0.77 ± 0.24 с остатком ≥ 0.115 против 0.027 у PC0 — разрыв ≈ 0.6 порядка: гребёнка простых в следах затворов не видна.</w:t>
+        <w:t>PC0 — главный позитивный контроль арифметики: флуктуация развёрнутого теплового следа окна нулей D(u) = u·Σ e^{−u·N̄(γ)} − (1 − e^{−uX}) коррелирует с простой гребёнкой P(u) = Σ Λ(n)/√n·u/(u²+ln²n) с r = +0.9996 (эталон с 2 млн нулей: +0.9998). Для решёточных затворов та же метрика даёт r_EF = 0.77 ± 0.24 с остатком ≥ 0.115 против 0.027 у PC0 — разрыв ≈ 0.6 порядка по невязке: следовая ветвь консервативна (чтение v2.0.8 — конечноразмерная ветвь лестницы сходимости). Лучший затвор батареи (Nv = 16, рабочее окно) достигает r_EF = 0.993 при остатке 11.5% — семейство держит уровень; остаток — конечноразмерная часть.</w:t>
       </w:r>
     </w:p>
     <w:p>
@@ -829,7 +829,7 @@
               <w:rPr>
                 <w:sz w:val="17"/>
               </w:rPr>
-              <w:t>0.77 ± 0.24 (resid ≥ 0.115)</w:t>
+              <w:t>0.77 ± 0.24 (resid ≥ 0.115; лучший Nv=16: 0.993)</w:t>
             </w:r>
           </w:p>
         </w:tc>
@@ -871,7 +871,7 @@
               <w:rPr>
                 <w:sz w:val="17"/>
               </w:rPr>
-              <w:t>простых нет</w:t>
+              <w:t>консервативная ветвь</w:t>
             </w:r>
           </w:p>
         </w:tc>
